--- a/Resources/落日回响.docx
+++ b/Resources/落日回响.docx
@@ -36,18 +36,18 @@
           <w:sz w:val="22"/>
           <w:shd w:fill="FFFFFF" w:val="clear"/>
         </w:rPr>
-        <w:t xml:space="preserve">520”</w:t>
-      </w:r>
-      <w:r>
-        <w:rPr>
-          <w:rFonts w:ascii="宋体" w:hAnsi="宋体" w:cs="宋体" w:eastAsia="宋体"/>
-          <w:color w:val="212529"/>
-          <w:spacing w:val="0"/>
-          <w:position w:val="0"/>
-          <w:sz w:val="22"/>
-          <w:shd w:fill="FFFFFF" w:val="clear"/>
-        </w:rPr>
-        <w:t xml:space="preserve">告别献礼）</w:t>
+        <w:t xml:space="preserve">520</w:t>
+      </w:r>
+      <w:r>
+        <w:rPr>
+          <w:rFonts w:ascii="宋体" w:hAnsi="宋体" w:cs="宋体" w:eastAsia="宋体"/>
+          <w:color w:val="212529"/>
+          <w:spacing w:val="0"/>
+          <w:position w:val="0"/>
+          <w:sz w:val="22"/>
+          <w:shd w:fill="FFFFFF" w:val="clear"/>
+        </w:rPr>
+        <w:t xml:space="preserve">”告别献礼）</w:t>
       </w:r>
     </w:p>
     <w:p>
@@ -99,7 +99,7 @@
           <w:sz w:val="22"/>
           <w:shd w:fill="FFFFFF" w:val="clear"/>
         </w:rPr>
-        <w:t xml:space="preserve">填词：食瓜之众</w:t>
+        <w:t xml:space="preserve">填词：柒兮</w:t>
       </w:r>
     </w:p>
     <w:p>
@@ -1237,21 +1237,6 @@
         </w:rPr>
         <w:t xml:space="preserve">看你走远</w:t>
       </w:r>
-    </w:p>
-    <w:p>
-      <w:pPr>
-        <w:spacing w:before="0" w:after="160" w:line="278"/>
-        <w:ind w:right="0" w:left="0" w:firstLine="0"/>
-        <w:jc w:val="left"/>
-        <w:rPr>
-          <w:rFonts w:ascii="Segoe UI" w:hAnsi="Segoe UI" w:cs="Segoe UI" w:eastAsia="Segoe UI"/>
-          <w:color w:val="212529"/>
-          <w:spacing w:val="0"/>
-          <w:position w:val="0"/>
-          <w:sz w:val="22"/>
-          <w:shd w:fill="FFFFFF" w:val="clear"/>
-        </w:rPr>
-      </w:pPr>
     </w:p>
   </w:body>
 </w:document>

--- a/Resources/落日回响.docx
+++ b/Resources/落日回响.docx
@@ -680,7 +680,7 @@
         <w:ind w:right="0" w:left="0" w:firstLine="0"/>
         <w:jc w:val="left"/>
         <w:rPr>
-          <w:rFonts w:ascii="Segoe UI" w:hAnsi="Segoe UI" w:cs="Segoe UI" w:eastAsia="Segoe UI"/>
+          <w:rFonts w:ascii="宋体" w:hAnsi="宋体" w:cs="宋体" w:eastAsia="宋体"/>
           <w:color w:val="212529"/>
           <w:spacing w:val="0"/>
           <w:position w:val="0"/>
@@ -698,6 +698,110 @@
           <w:shd w:fill="FFFFFF" w:val="clear"/>
         </w:rPr>
         <w:t xml:space="preserve">遗憾啊</w:t>
+      </w:r>
+    </w:p>
+    <w:p>
+      <w:pPr>
+        <w:spacing w:before="0" w:after="160" w:line="276"/>
+        <w:ind w:right="0" w:left="0" w:firstLine="0"/>
+        <w:jc w:val="left"/>
+        <w:rPr>
+          <w:rFonts w:ascii="Segoe UI" w:hAnsi="Segoe UI" w:cs="Segoe UI" w:eastAsia="Segoe UI"/>
+          <w:color w:val="212529"/>
+          <w:spacing w:val="0"/>
+          <w:position w:val="0"/>
+          <w:sz w:val="22"/>
+          <w:shd w:fill="FFFFFF" w:val="clear"/>
+        </w:rPr>
+      </w:pPr>
+      <w:r>
+        <w:rPr>
+          <w:rFonts w:ascii="宋体" w:hAnsi="宋体" w:cs="宋体" w:eastAsia="宋体"/>
+          <w:color w:val="212529"/>
+          <w:spacing w:val="0"/>
+          <w:position w:val="0"/>
+          <w:sz w:val="22"/>
+          <w:shd w:fill="FFFFFF" w:val="clear"/>
+        </w:rPr>
+        <w:t xml:space="preserve">旧的话语叽叽喳喳停不下</w:t>
+      </w:r>
+    </w:p>
+    <w:p>
+      <w:pPr>
+        <w:spacing w:before="0" w:after="160" w:line="276"/>
+        <w:ind w:right="0" w:left="0" w:firstLine="0"/>
+        <w:jc w:val="left"/>
+        <w:rPr>
+          <w:rFonts w:ascii="Segoe UI" w:hAnsi="Segoe UI" w:cs="Segoe UI" w:eastAsia="Segoe UI"/>
+          <w:color w:val="212529"/>
+          <w:spacing w:val="0"/>
+          <w:position w:val="0"/>
+          <w:sz w:val="22"/>
+          <w:shd w:fill="FFFFFF" w:val="clear"/>
+        </w:rPr>
+      </w:pPr>
+      <w:r>
+        <w:rPr>
+          <w:rFonts w:ascii="宋体" w:hAnsi="宋体" w:cs="宋体" w:eastAsia="宋体"/>
+          <w:color w:val="212529"/>
+          <w:spacing w:val="0"/>
+          <w:position w:val="0"/>
+          <w:sz w:val="22"/>
+          <w:shd w:fill="FFFFFF" w:val="clear"/>
+        </w:rPr>
+        <w:t xml:space="preserve">风卷走了内心最后的希望</w:t>
+      </w:r>
+    </w:p>
+    <w:p>
+      <w:pPr>
+        <w:spacing w:before="0" w:after="160" w:line="276"/>
+        <w:ind w:right="0" w:left="0" w:firstLine="0"/>
+        <w:jc w:val="left"/>
+        <w:rPr>
+          <w:rFonts w:ascii="Segoe UI" w:hAnsi="Segoe UI" w:cs="Segoe UI" w:eastAsia="Segoe UI"/>
+          <w:color w:val="212529"/>
+          <w:spacing w:val="0"/>
+          <w:position w:val="0"/>
+          <w:sz w:val="22"/>
+          <w:shd w:fill="FFFFFF" w:val="clear"/>
+        </w:rPr>
+      </w:pPr>
+      <w:r>
+        <w:rPr>
+          <w:rFonts w:ascii="宋体" w:hAnsi="宋体" w:cs="宋体" w:eastAsia="宋体"/>
+          <w:color w:val="212529"/>
+          <w:spacing w:val="0"/>
+          <w:position w:val="0"/>
+          <w:sz w:val="22"/>
+          <w:shd w:fill="FFFFFF" w:val="clear"/>
+        </w:rPr>
+        <w:t xml:space="preserve">曾经的故事消散于晚霞</w:t>
+      </w:r>
+    </w:p>
+    <w:p>
+      <w:pPr>
+        <w:spacing w:before="0" w:after="160" w:line="276"/>
+        <w:ind w:right="0" w:left="0" w:firstLine="0"/>
+        <w:jc w:val="left"/>
+        <w:rPr>
+          <w:rFonts w:ascii="Segoe UI" w:hAnsi="Segoe UI" w:cs="Segoe UI" w:eastAsia="Segoe UI"/>
+          <w:color w:val="212529"/>
+          <w:spacing w:val="0"/>
+          <w:position w:val="0"/>
+          <w:sz w:val="22"/>
+          <w:shd w:fill="FFFFFF" w:val="clear"/>
+        </w:rPr>
+      </w:pPr>
+      <w:r>
+        <w:rPr>
+          <w:rFonts w:ascii="宋体" w:hAnsi="宋体" w:cs="宋体" w:eastAsia="宋体"/>
+          <w:color w:val="212529"/>
+          <w:spacing w:val="0"/>
+          <w:position w:val="0"/>
+          <w:sz w:val="22"/>
+          <w:shd w:fill="FFFFFF" w:val="clear"/>
+        </w:rPr>
+        <w:t xml:space="preserve">隐藏着内心的悲伤放声歌唱</w:t>
       </w:r>
     </w:p>
     <w:p>

--- a/Resources/落日回响.docx
+++ b/Resources/落日回响.docx
@@ -177,7 +177,7 @@
           <w:sz w:val="22"/>
           <w:shd w:fill="FFFFFF" w:val="clear"/>
         </w:rPr>
-        <w:t xml:space="preserve">她的身影矗立在街上</w:t>
+        <w:t xml:space="preserve">他的身影矗立在街上</w:t>
       </w:r>
     </w:p>
     <w:p>
